--- a/Liderazgo y Juventud en la Visión de Beltrán.docx
+++ b/Liderazgo y Juventud en la Visión de Beltrán.docx
@@ -4,6 +4,268 @@
   <w:body>
     <w:p>
       <w:pPr>
+        <w:spacing w:after="0"/>
+        <w:ind w:right="148"/>
+        <w:jc w:val="center"/>
+        <w:rPr>
+          <w:rFonts w:ascii="Arial" w:hAnsi="Arial" w:cs="Arial"/>
+          <w:b/>
+        </w:rPr>
+      </w:pPr>
+      <w:r>
+        <w:rPr>
+          <w:b/>
+          <w:noProof/>
+          <w:lang w:eastAsia="es-VE"/>
+        </w:rPr>
+        <w:drawing>
+          <wp:anchor distT="0" distB="0" distL="0" distR="0" simplePos="0" relativeHeight="251659264" behindDoc="0" locked="0" layoutInCell="1" allowOverlap="1" wp14:anchorId="4E51B8BF" wp14:editId="30295114">
+            <wp:simplePos x="0" y="0"/>
+            <wp:positionH relativeFrom="column">
+              <wp:posOffset>-125037</wp:posOffset>
+            </wp:positionH>
+            <wp:positionV relativeFrom="paragraph">
+              <wp:posOffset>15405</wp:posOffset>
+            </wp:positionV>
+            <wp:extent cx="607060" cy="424815"/>
+            <wp:effectExtent l="0" t="0" r="2540" b="0"/>
+            <wp:wrapNone/>
+            <wp:docPr id="10" name="Imagen 10"/>
+            <wp:cNvGraphicFramePr>
+              <a:graphicFrameLocks xmlns:a="http://schemas.openxmlformats.org/drawingml/2006/main"/>
+            </wp:cNvGraphicFramePr>
+            <a:graphic xmlns:a="http://schemas.openxmlformats.org/drawingml/2006/main">
+              <a:graphicData uri="http://schemas.openxmlformats.org/drawingml/2006/picture">
+                <pic:pic xmlns:pic="http://schemas.openxmlformats.org/drawingml/2006/picture">
+                  <pic:nvPicPr>
+                    <pic:cNvPr id="0" name="Imagen 2"/>
+                    <pic:cNvPicPr>
+                      <a:picLocks noChangeArrowheads="1"/>
+                    </pic:cNvPicPr>
+                  </pic:nvPicPr>
+                  <pic:blipFill>
+                    <a:blip r:embed="rId5">
+                      <a:extLst>
+                        <a:ext uri="{28A0092B-C50C-407E-A947-70E740481C1C}">
+                          <a14:useLocalDpi xmlns:a14="http://schemas.microsoft.com/office/drawing/2010/main" val="0"/>
+                        </a:ext>
+                      </a:extLst>
+                    </a:blip>
+                    <a:srcRect/>
+                    <a:stretch>
+                      <a:fillRect/>
+                    </a:stretch>
+                  </pic:blipFill>
+                  <pic:spPr bwMode="auto">
+                    <a:xfrm>
+                      <a:off x="0" y="0"/>
+                      <a:ext cx="607060" cy="424815"/>
+                    </a:xfrm>
+                    <a:prstGeom prst="rect">
+                      <a:avLst/>
+                    </a:prstGeom>
+                    <a:noFill/>
+                  </pic:spPr>
+                </pic:pic>
+              </a:graphicData>
+            </a:graphic>
+            <wp14:sizeRelH relativeFrom="margin">
+              <wp14:pctWidth>0</wp14:pctWidth>
+            </wp14:sizeRelH>
+            <wp14:sizeRelV relativeFrom="margin">
+              <wp14:pctHeight>0</wp14:pctHeight>
+            </wp14:sizeRelV>
+          </wp:anchor>
+        </w:drawing>
+      </w:r>
+      <w:r>
+        <w:rPr>
+          <w:noProof/>
+          <w:lang w:eastAsia="es-VE"/>
+        </w:rPr>
+        <w:drawing>
+          <wp:anchor distT="0" distB="0" distL="0" distR="0" simplePos="0" relativeHeight="251660288" behindDoc="0" locked="0" layoutInCell="1" allowOverlap="1" wp14:anchorId="3C183000" wp14:editId="06F651A3">
+            <wp:simplePos x="0" y="0"/>
+            <wp:positionH relativeFrom="column">
+              <wp:posOffset>5309235</wp:posOffset>
+            </wp:positionH>
+            <wp:positionV relativeFrom="paragraph">
+              <wp:posOffset>51105</wp:posOffset>
+            </wp:positionV>
+            <wp:extent cx="647700" cy="335280"/>
+            <wp:effectExtent l="0" t="0" r="0" b="7620"/>
+            <wp:wrapNone/>
+            <wp:docPr id="9" name="Imagen 9"/>
+            <wp:cNvGraphicFramePr>
+              <a:graphicFrameLocks xmlns:a="http://schemas.openxmlformats.org/drawingml/2006/main"/>
+            </wp:cNvGraphicFramePr>
+            <a:graphic xmlns:a="http://schemas.openxmlformats.org/drawingml/2006/main">
+              <a:graphicData uri="http://schemas.openxmlformats.org/drawingml/2006/picture">
+                <pic:pic xmlns:pic="http://schemas.openxmlformats.org/drawingml/2006/picture">
+                  <pic:nvPicPr>
+                    <pic:cNvPr id="0" name="Imagen 1"/>
+                    <pic:cNvPicPr>
+                      <a:picLocks noChangeArrowheads="1"/>
+                    </pic:cNvPicPr>
+                  </pic:nvPicPr>
+                  <pic:blipFill>
+                    <a:blip r:embed="rId6" cstate="print">
+                      <a:extLst>
+                        <a:ext uri="{28A0092B-C50C-407E-A947-70E740481C1C}">
+                          <a14:useLocalDpi xmlns:a14="http://schemas.microsoft.com/office/drawing/2010/main" val="0"/>
+                        </a:ext>
+                      </a:extLst>
+                    </a:blip>
+                    <a:srcRect/>
+                    <a:stretch>
+                      <a:fillRect/>
+                    </a:stretch>
+                  </pic:blipFill>
+                  <pic:spPr bwMode="auto">
+                    <a:xfrm>
+                      <a:off x="0" y="0"/>
+                      <a:ext cx="647700" cy="335280"/>
+                    </a:xfrm>
+                    <a:prstGeom prst="rect">
+                      <a:avLst/>
+                    </a:prstGeom>
+                    <a:noFill/>
+                  </pic:spPr>
+                </pic:pic>
+              </a:graphicData>
+            </a:graphic>
+            <wp14:sizeRelH relativeFrom="margin">
+              <wp14:pctWidth>0</wp14:pctWidth>
+            </wp14:sizeRelH>
+            <wp14:sizeRelV relativeFrom="margin">
+              <wp14:pctHeight>0</wp14:pctHeight>
+            </wp14:sizeRelV>
+          </wp:anchor>
+        </w:drawing>
+      </w:r>
+      <w:r>
+        <w:rPr>
+          <w:rFonts w:ascii="Arial" w:hAnsi="Arial" w:cs="Arial"/>
+          <w:b/>
+        </w:rPr>
+        <w:t>REPUBLICA BOLIVARIANA DE VENEZUELA</w:t>
+      </w:r>
+    </w:p>
+    <w:p>
+      <w:pPr>
+        <w:spacing w:after="0" w:line="360" w:lineRule="auto"/>
+        <w:ind w:right="148"/>
+        <w:jc w:val="center"/>
+        <w:rPr>
+          <w:rFonts w:ascii="Arial" w:eastAsia="Times New Roman" w:hAnsi="Arial" w:cs="Arial"/>
+          <w:b/>
+          <w:bCs/>
+          <w:noProof/>
+          <w:color w:val="000000"/>
+          <w:bdr w:val="none" w:sz="0" w:space="0" w:color="auto" w:frame="1"/>
+          <w:lang w:eastAsia="es-CO"/>
+        </w:rPr>
+      </w:pPr>
+      <w:r>
+        <w:rPr>
+          <w:rFonts w:ascii="Arial" w:eastAsia="Times New Roman" w:hAnsi="Arial" w:cs="Arial"/>
+          <w:b/>
+          <w:bCs/>
+          <w:noProof/>
+          <w:color w:val="000000"/>
+          <w:bdr w:val="none" w:sz="0" w:space="0" w:color="auto" w:frame="1"/>
+          <w:lang w:eastAsia="es-CO"/>
+        </w:rPr>
+        <w:t xml:space="preserve">      UNIVERSIDAD PEDAGOGICA EXPERIMENTAL LIBERTADOR</w:t>
+      </w:r>
+    </w:p>
+    <w:p>
+      <w:pPr>
+        <w:spacing w:after="0" w:line="360" w:lineRule="auto"/>
+        <w:ind w:right="148"/>
+        <w:jc w:val="center"/>
+        <w:rPr>
+          <w:rFonts w:ascii="Arial" w:eastAsia="Times New Roman" w:hAnsi="Arial" w:cs="Arial"/>
+          <w:b/>
+          <w:bCs/>
+          <w:noProof/>
+          <w:color w:val="000000"/>
+          <w:bdr w:val="none" w:sz="0" w:space="0" w:color="auto" w:frame="1"/>
+          <w:lang w:eastAsia="es-CO"/>
+        </w:rPr>
+      </w:pPr>
+      <w:r>
+        <w:rPr>
+          <w:rFonts w:ascii="Arial" w:eastAsia="Times New Roman" w:hAnsi="Arial" w:cs="Arial"/>
+          <w:b/>
+          <w:bCs/>
+          <w:noProof/>
+          <w:color w:val="000000"/>
+          <w:bdr w:val="none" w:sz="0" w:space="0" w:color="auto" w:frame="1"/>
+          <w:lang w:eastAsia="es-CO"/>
+        </w:rPr>
+        <w:t xml:space="preserve">      INSTITUTO PEDAGOGICO DE BARQUISIMETO </w:t>
+      </w:r>
+    </w:p>
+    <w:p>
+      <w:pPr>
+        <w:spacing w:after="0" w:line="360" w:lineRule="auto"/>
+        <w:ind w:right="148"/>
+        <w:jc w:val="center"/>
+        <w:rPr>
+          <w:rFonts w:ascii="Arial" w:eastAsia="Times New Roman" w:hAnsi="Arial" w:cs="Arial"/>
+          <w:b/>
+          <w:bCs/>
+          <w:noProof/>
+          <w:color w:val="000000"/>
+          <w:bdr w:val="none" w:sz="0" w:space="0" w:color="auto" w:frame="1"/>
+          <w:lang w:eastAsia="es-CO"/>
+        </w:rPr>
+      </w:pPr>
+      <w:r>
+        <w:rPr>
+          <w:rFonts w:ascii="Arial" w:eastAsia="Times New Roman" w:hAnsi="Arial" w:cs="Arial"/>
+          <w:b/>
+          <w:bCs/>
+          <w:noProof/>
+          <w:color w:val="000000"/>
+          <w:bdr w:val="none" w:sz="0" w:space="0" w:color="auto" w:frame="1"/>
+          <w:lang w:eastAsia="es-CO"/>
+        </w:rPr>
+        <w:t xml:space="preserve">     LUIS BELTRÁN PRIETO FIGUEROA</w:t>
+      </w:r>
+    </w:p>
+    <w:p>
+      <w:pPr>
+        <w:spacing w:after="0" w:line="360" w:lineRule="auto"/>
+        <w:ind w:right="148"/>
+        <w:jc w:val="center"/>
+        <w:rPr>
+          <w:rFonts w:ascii="Arial" w:eastAsia="Times New Roman" w:hAnsi="Arial" w:cs="Arial"/>
+          <w:b/>
+          <w:bCs/>
+          <w:noProof/>
+          <w:color w:val="000000"/>
+          <w:bdr w:val="none" w:sz="0" w:space="0" w:color="auto" w:frame="1"/>
+          <w:lang w:eastAsia="es-CO"/>
+        </w:rPr>
+      </w:pPr>
+      <w:r>
+        <w:rPr>
+          <w:rFonts w:ascii="Arial" w:eastAsia="Times New Roman" w:hAnsi="Arial" w:cs="Arial"/>
+          <w:b/>
+          <w:bCs/>
+          <w:noProof/>
+          <w:color w:val="000000"/>
+          <w:bdr w:val="none" w:sz="0" w:space="0" w:color="auto" w:frame="1"/>
+          <w:lang w:eastAsia="es-CO"/>
+        </w:rPr>
+        <w:t xml:space="preserve">    </w:t>
+      </w:r>
+    </w:p>
+    <w:p>
+      <w:pPr>
+        <w:jc w:val="center"/>
         <w:rPr>
           <w:b/>
           <w:bCs/>
@@ -14,11 +276,12 @@
           <w:b/>
           <w:bCs/>
         </w:rPr>
-        <w:t>El Ascenso del Relevo: Liderazgo y Juventud en la Visión de Beltrán</w:t>
+        <w:t>Liderazgo y Juventud en la Visión de Beltrán</w:t>
       </w:r>
     </w:p>
     <w:p>
       <w:pPr>
+        <w:jc w:val="center"/>
         <w:rPr>
           <w:b/>
           <w:bCs/>
@@ -33,100 +296,351 @@
       </w:r>
     </w:p>
     <w:p>
-      <w:r>
-        <w:t xml:space="preserve">La juventud suele ser descrita como una etapa de transición, un puente entre la formación y la ejecución. Sin embargo, en la obra </w:t>
-      </w:r>
-      <w:r>
-        <w:rPr>
-          <w:i/>
-          <w:iCs/>
-        </w:rPr>
-        <w:t>Joven Empínate</w:t>
-      </w:r>
-      <w:r>
-        <w:t>, Beltrán redefine esta etapa como el epicentro de la transformación social. Su enfoque propone que el liderazgo no es una posición que se alcanza con la madurez cronológica, sino una disposición mental y espiritual que el joven debe cultivar desde su presente.</w:t>
+      <w:pPr>
+        <w:pStyle w:val="Prrafodelista"/>
+      </w:pPr>
+      <w:r>
+        <w:t>La "juventud, divino tesoro"... como decía el famoso verso inicial de la "Canción de otoño en primavera" del poeta nicaragüense Rubén Darío (s/f), suele ser descrita como una etapa de transición, un puente entre la formación y la ejecución; sin embargo, pensando en la obra Joven Empínate, Luis Beltrán redefine esta etapa como el epicentro mismo de la transformación social</w:t>
+      </w:r>
+      <w:r>
+        <w:t>.</w:t>
+      </w:r>
+      <w:r>
+        <w:br/>
+        <w:t>Su enfoque propone que el liderazgo es una disposición mental y espiritual que el joven debe cultivar desde su presente. ¡Empinarse! Asumir con ímpetu su potencial de liderazgo e iniciativa parta generar cambios</w:t>
+      </w:r>
+      <w:r>
+        <w:t>.</w:t>
       </w:r>
     </w:p>
     <w:p>
-      <w:r>
-        <w:t>Para Beltrán, el primer paso hacia un liderazgo efectivo es el autoconocimiento y la superación de las limitaciones autoimpuestas. El autor sugiere que el joven tiene la responsabilidad de elevar su propia vara de medir antes de intentar guiar a otros. En sus palabras:</w:t>
+      <w:pPr>
+        <w:pStyle w:val="Prrafodelista"/>
+      </w:pPr>
+      <w:r>
+        <w:t xml:space="preserve">Para Beltrán, el primer paso hacia un liderazgo efectivo. Un liderazgo del </w:t>
+      </w:r>
+      <w:r>
+        <w:t>joven</w:t>
+      </w:r>
+      <w:r>
+        <w:t xml:space="preserve">. Es el autoconocimiento y la superación de las limitaciones autoimpuestas. El autor sugiere que el joven tiene la responsabilidad de elevar su propia vara de medir antes de intentar guiar a otros. En sus palabras: </w:t>
       </w:r>
     </w:p>
     <w:p>
-      <w:r>
-        <w:t>"El joven tiene que ser un líder de sí mismo, antes de pretender ser un líder de los demás" (Beltrán, s.f., p. 15).</w:t>
+      <w:pPr>
+        <w:pStyle w:val="CITAUPEL"/>
+      </w:pPr>
+      <w:r>
+        <w:t>"</w:t>
+      </w:r>
+      <w:r>
+        <w:t>Tienen la obligación de sobresalir, servir de ejemplo como líderes de sus cursos y disponerse para la entrega en obras, cuando terminados los estudios, los que no tuvieron oportunidad de formación encuentren en ellos consejeros, estímulos y compañeros para el trabajo en una patria de todos</w:t>
+      </w:r>
+      <w:r>
+        <w:t>.</w:t>
+      </w:r>
+      <w:r>
+        <w:t xml:space="preserve">" (Beltrán, p. </w:t>
+      </w:r>
+      <w:r>
+        <w:t>22, 2026</w:t>
+      </w:r>
+      <w:r>
+        <w:t>).</w:t>
       </w:r>
     </w:p>
     <w:p>
-      <w:r>
-        <w:t>Esta idea establece que el liderazgo es, ante todo, un ejercicio de coherencia interna. La capacidad de influir en el entorno nace de la disciplina personal y de la claridad de propósito.</w:t>
+      <w:pPr>
+        <w:pStyle w:val="Prrafodelista"/>
+      </w:pPr>
+      <w:r>
+        <w:t>Esta idea establece que el liderazgo es, ante todo, un ejercicio de coherencia interna</w:t>
+      </w:r>
+      <w:r>
+        <w:t>, l</w:t>
+      </w:r>
+      <w:r>
+        <w:t>a capacidad de influir en el entorno nace de la disciplina personal y de la claridad de propósito</w:t>
+      </w:r>
+      <w:r>
+        <w:t xml:space="preserve">; pero, poniendo atención y más ojo al detalle de esta cita vamos a examinar: primero, </w:t>
+      </w:r>
+      <w:r>
+        <w:t>no concibe el éxito académico como un fin para el beneficio propio o el prestigio personal</w:t>
+      </w:r>
+      <w:r>
+        <w:t xml:space="preserve"> sino que la idea</w:t>
+      </w:r>
+      <w:r>
+        <w:t xml:space="preserve"> clave aquí es que el conocimiento adquirido es una "deuda", un compromiso social frente aquellas personas que no tuvieron la oportunidad que este joven si recibió</w:t>
+      </w:r>
+      <w:r>
+        <w:t xml:space="preserve">; segundo, la idea de </w:t>
+      </w:r>
+      <w:r>
+        <w:t>liderazgo como servicio</w:t>
+      </w:r>
+      <w:r>
+        <w:t xml:space="preserve">, </w:t>
+      </w:r>
+      <w:r>
+        <w:t>el "sobresalir" no es una opción estética, sino una obligación moral. El estudiante de éxito está llamado a ser un guía o "consejero"</w:t>
+      </w:r>
+      <w:r>
+        <w:t xml:space="preserve">, podría afirmarse </w:t>
+      </w:r>
+      <w:r>
+        <w:lastRenderedPageBreak/>
+        <w:t xml:space="preserve">también, desde la fraternidad y el compañerismo; Beltrán propone que la </w:t>
+      </w:r>
+      <w:r>
+        <w:t xml:space="preserve">formación </w:t>
+      </w:r>
+      <w:r>
+        <w:t xml:space="preserve">es </w:t>
+      </w:r>
+      <w:r>
+        <w:t>para la reconstrucción nacional</w:t>
+      </w:r>
+      <w:r>
+        <w:t xml:space="preserve">, plantea que esos estudios son la inversión para </w:t>
+      </w:r>
+      <w:r>
+        <w:t xml:space="preserve">la creación de una "patria de todos". Esto permite inferir </w:t>
+      </w:r>
+      <w:r>
+        <w:t>que Beltrán</w:t>
+      </w:r>
+      <w:r>
+        <w:t xml:space="preserve"> valora la cohesión social y que </w:t>
+      </w:r>
+      <w:r>
+        <w:t>confía</w:t>
+      </w:r>
+      <w:r>
+        <w:t xml:space="preserve"> en los jóvenes</w:t>
+      </w:r>
+      <w:r>
+        <w:t>, que alcanza el hacerse</w:t>
+      </w:r>
+      <w:r>
+        <w:t xml:space="preserve"> profesionales</w:t>
+      </w:r>
+      <w:r>
+        <w:t>,</w:t>
+      </w:r>
+      <w:r>
+        <w:t xml:space="preserve"> el motor para eliminar las brechas de desigualdad</w:t>
+      </w:r>
+      <w:r>
+        <w:t xml:space="preserve">. </w:t>
+      </w:r>
+      <w:r>
+        <w:t xml:space="preserve">La responsabilidad no termina con la graduación; de hecho, ahí es donde realmente </w:t>
+      </w:r>
+      <w:r>
+        <w:t xml:space="preserve">apenas </w:t>
+      </w:r>
+      <w:r>
+        <w:t>empieza.</w:t>
       </w:r>
     </w:p>
     <w:p>
-      <w:r>
-        <w:t>Un tema recurrente en su pensamiento es la urgencia de la acción. Beltrán describe la juventud como una fuerza motriz que debe evitar el estancamiento. El liderazgo se manifiesta en la voluntad de "empinarse", un término que evoca el acto de crecer por encima de las circunstancias promedio para visualizar un horizonte más amplio.</w:t>
-      </w:r>
-    </w:p>
-    <w:p>
-      <w:pPr>
-        <w:numPr>
-          <w:ilvl w:val="0"/>
-          <w:numId w:val="1"/>
-        </w:numPr>
-      </w:pPr>
+      <w:pPr>
+        <w:pStyle w:val="Prrafodelista"/>
+      </w:pPr>
+      <w:r>
+        <w:t>Un tema recurrente en su pensamiento es la urgencia de la acción. Beltrán describe la juventud como una fuerza motriz que debe evitar el estancamiento; el liderazgo se manifiesta en la voluntad de "empinarse". Este es un término que evoca el acto de crecer por encima de las circunstancias; empinarse como los árboles que se esfuerzan por crecer por encima del promedio para visualizar un horizonte más amplio.</w:t>
+      </w:r>
+      <w:r>
+        <w:t xml:space="preserve"> Invita a</w:t>
+      </w:r>
+      <w:r>
+        <w:t xml:space="preserve"> tener </w:t>
+      </w:r>
+      <w:r>
+        <w:t>p</w:t>
+      </w:r>
+      <w:r>
+        <w:t>roactividad</w:t>
+      </w:r>
       <w:r>
         <w:rPr>
           <w:b/>
           <w:bCs/>
         </w:rPr>
-        <w:t>Proactividad:</w:t>
-      </w:r>
-      <w:r>
-        <w:t xml:space="preserve"> El líder joven busca soluciones en lugar de detenerse ante los obstáculos.</w:t>
+        <w:t xml:space="preserve">: </w:t>
+      </w:r>
+      <w:r>
+        <w:t>El líder joven busca soluciones en lugar de detenerse ante los obstáculos.</w:t>
+      </w:r>
+      <w:r>
+        <w:t xml:space="preserve"> También invita a tener </w:t>
+      </w:r>
+      <w:r>
+        <w:t>v</w:t>
+      </w:r>
+      <w:r>
+        <w:t>isión:</w:t>
+      </w:r>
+      <w:r>
+        <w:t xml:space="preserve"> La capacidad de proyectar un futuro mejor es lo que diferencia al joven con propósito del resto de sus pares</w:t>
+      </w:r>
+      <w:r>
+        <w:t>, provocando “</w:t>
+      </w:r>
+      <w:r>
+        <w:t>un encadenamiento de esfuerzos de varias generaciones mancomunadas en el noble propósito de forjar un futuro mejor</w:t>
+      </w:r>
+      <w:r>
+        <w:t>.”</w:t>
+      </w:r>
+      <w:r>
+        <w:t xml:space="preserve"> </w:t>
+      </w:r>
+      <w:r>
+        <w:t xml:space="preserve">(Beltrán, p. </w:t>
+      </w:r>
+      <w:r>
+        <w:t>24, 2026</w:t>
+      </w:r>
+      <w:r>
+        <w:t>).</w:t>
       </w:r>
     </w:p>
     <w:p>
       <w:pPr>
-        <w:numPr>
-          <w:ilvl w:val="0"/>
-          <w:numId w:val="1"/>
-        </w:numPr>
-      </w:pPr>
-      <w:r>
-        <w:rPr>
-          <w:b/>
-          <w:bCs/>
-        </w:rPr>
-        <w:t>Visión:</w:t>
-      </w:r>
-      <w:r>
-        <w:t xml:space="preserve"> La capacidad de proyectar un futuro mejor es lo que diferencia al joven con propósito del resto de sus pares.</w:t>
+        <w:pStyle w:val="Prrafodelista"/>
+      </w:pPr>
+      <w:r>
+        <w:t>E</w:t>
+      </w:r>
+      <w:r>
+        <w:t>l autor vincula el liderazgo con un estándar ético</w:t>
+      </w:r>
+      <w:r>
+        <w:t xml:space="preserve">, eso es indudable, también con un </w:t>
+      </w:r>
+      <w:r>
+        <w:t>rendimiento superior. Ser joven y líder implica rechazar la mediocridad</w:t>
+      </w:r>
+      <w:r>
+        <w:t>,</w:t>
+      </w:r>
+      <w:r>
+        <w:t xml:space="preserve"> abrazar un compromiso constante con el aprendizaje</w:t>
+      </w:r>
+      <w:r>
+        <w:t>,</w:t>
+      </w:r>
+      <w:r>
+        <w:t xml:space="preserve"> y </w:t>
+      </w:r>
+      <w:r>
+        <w:t xml:space="preserve">ejercer </w:t>
+      </w:r>
+      <w:r>
+        <w:t>el servicio. Este enfoque se aleja de la búsqueda de poder por el poder mismo, centrándose en cambio en la utilidad social del individuo.</w:t>
+      </w:r>
+      <w:r>
+        <w:t xml:space="preserve"> Intenta hacer entrar en conciencia al joven de una conciencia política, pero sin el egoísmo típico del que busca el poder de la acción política.</w:t>
       </w:r>
     </w:p>
     <w:p>
       <w:r>
-        <w:t>Beltrán enfatiza esta necesidad de dinamismo al señalar: "La juventud es la edad de la audacia y de la acción creadora" (Beltrán, s.f., p. 42). Bajo esta premisa, el liderazgo es un verbo, una serie de actos que transforman la realidad inmediata.</w:t>
+        <w:t>Como bien afirma el autor:</w:t>
       </w:r>
     </w:p>
     <w:p>
-      <w:r>
-        <w:t>Finalmente, el autor vincula el liderazgo con un estándar ético y de rendimiento superior. Ser joven y líder implica rechazar la mediocridad y abrazar un compromiso constante con el aprendizaje y el servicio. Este enfoque se aleja de la búsqueda de poder por el poder mismo, centrándose en cambio en la utilidad social del individuo.</w:t>
+      <w:pPr>
+        <w:pStyle w:val="CITAUPEL"/>
+      </w:pPr>
+      <w:r>
+        <w:t>“</w:t>
+      </w:r>
+      <w:r>
+        <w:t>Si esta civilización carcomida de miseria moral, enferma de injusticia, mancillada de sangre y de ignominia, en la cual la ambición desmedida de regalías y de bienes materiales cegó los cauces del amor humano y de la comprensión, ha de salvarse, obra será de la juventud, que con el sano idealismo de sus años restituirá a su puesto la justicia y enseñará a respetar los valores humanos, enseñará a amar la vida armoniosa del esfuerzo en el deber</w:t>
+      </w:r>
+      <w:r>
+        <w:t xml:space="preserve">.” </w:t>
+      </w:r>
+      <w:r>
+        <w:t xml:space="preserve">(Beltrán, p. </w:t>
+      </w:r>
+      <w:r>
+        <w:t>24, 2026</w:t>
+      </w:r>
+      <w:r>
+        <w:t>).</w:t>
       </w:r>
     </w:p>
     <w:p>
-      <w:r>
-        <w:t>Como bien afirma el autor:</w:t>
+      <w:pPr>
+        <w:pStyle w:val="Prrafodelista"/>
+      </w:pPr>
+      <w:r>
+        <w:t>L</w:t>
+      </w:r>
+      <w:r>
+        <w:t>a crisis no es económica o política, sino esencialmente ética y espiritual. Se deduce que la estructura social vigente ha perdido su brújula moral</w:t>
+      </w:r>
+      <w:r>
+        <w:t xml:space="preserve">. </w:t>
+      </w:r>
+      <w:r>
+        <w:t xml:space="preserve">Al afirmar que la salvación "obra será de la juventud", Beltrán establece que los jóvenes poseen una pureza de propósito e idealismo </w:t>
+      </w:r>
+      <w:r>
+        <w:lastRenderedPageBreak/>
+        <w:t>que es biológicamente inherente a su edad</w:t>
+      </w:r>
+      <w:r>
+        <w:t>, un antídoto magnífico contra lo podrido en el sistema.</w:t>
+      </w:r>
+      <w:r>
+        <w:t xml:space="preserve"> Ser joven, para Beltrán,</w:t>
+      </w:r>
+      <w:r>
+        <w:t xml:space="preserve"> no es simplemente innovar técnicamente</w:t>
+      </w:r>
+      <w:r>
+        <w:t xml:space="preserve"> con ideas</w:t>
+      </w:r>
+      <w:r>
+        <w:t>, sino llevar a cabo una revolución de valores</w:t>
+      </w:r>
+      <w:r>
+        <w:t>, r</w:t>
+      </w:r>
+      <w:r>
+        <w:t>estituir la justicia</w:t>
+      </w:r>
+      <w:r>
+        <w:t>,</w:t>
+      </w:r>
+      <w:r>
+        <w:t xml:space="preserve"> enseñar a amar el "esfuerzo en el deber"</w:t>
+      </w:r>
+      <w:r>
+        <w:t xml:space="preserve">. La paz es </w:t>
+      </w:r>
+      <w:r>
+        <w:t>el resultado de una sociedad donde cada individuo trabaja con propósito hacia el bien común</w:t>
+      </w:r>
+      <w:r>
+        <w:t>, y Beltrán insiste en que el joven se apropie de ello.</w:t>
       </w:r>
     </w:p>
     <w:p>
       <w:r>
-        <w:lastRenderedPageBreak/>
-        <w:t>"El liderazgo es un servicio que se presta a la comunidad, y el joven está llamado a ser el servidor más abnegado" (Beltrán, s.f., p. 68).</w:t>
-      </w:r>
-    </w:p>
-    <w:p>
-      <w:r>
-        <w:t>Al final del día, la propuesta es clara: la juventud posee la energía necesaria para renovar las estructuras sociales, siempre que acepte el reto de liderar primero su propia voluntad.</w:t>
+        <w:t xml:space="preserve">Al final del día, la propuesta </w:t>
+      </w:r>
+      <w:r>
+        <w:t xml:space="preserve">de Luis Beltrán </w:t>
+      </w:r>
+      <w:r>
+        <w:t>es clara: la juventud posee la energía necesaria para renovar las estructuras sociales, siempre que acepte el reto de liderar primero su propia voluntad.</w:t>
       </w:r>
     </w:p>
     <w:p/>
@@ -157,14 +671,26 @@
         <w:t>Joven empínate</w:t>
       </w:r>
       <w:r>
-        <w:t xml:space="preserve"> (Edición digital). [Nombre de la editorial o plataforma]. </w:t>
-      </w:r>
-      <w:hyperlink r:id="rId5" w:tgtFrame="_blank" w:history="1">
+        <w:t xml:space="preserve">. </w:t>
+      </w:r>
+      <w:r>
+        <w:t>Beltrán 2.0</w:t>
+      </w:r>
+      <w:r>
+        <w:t xml:space="preserve">: legado y pensamiento. </w:t>
+      </w:r>
+      <w:r>
+        <w:t>E</w:t>
+      </w:r>
+      <w:r>
+        <w:t xml:space="preserve">n </w:t>
+      </w:r>
+      <w:hyperlink r:id="rId7" w:history="1">
         <w:r>
           <w:rPr>
             <w:rStyle w:val="Hipervnculo"/>
           </w:rPr>
-          <w:t>https://www.enlace-al-libro.com</w:t>
+          <w:t>http://127.0.0.1:5500/JOVEN%20EMPINATE-LUIS%20BELTRAN%20PIETRO%20FIGUERA.pdf</w:t>
         </w:r>
       </w:hyperlink>
     </w:p>
@@ -182,7 +708,10 @@
       <w:r>
         <w:t xml:space="preserve">. Poemas del Alma. </w:t>
       </w:r>
-      <w:hyperlink w:tgtFrame="_blank" w:history="1">
+      <w:r>
+        <w:t xml:space="preserve">En </w:t>
+      </w:r>
+      <w:hyperlink r:id="rId8" w:history="1">
         <w:r>
           <w:rPr>
             <w:rStyle w:val="Hipervnculo"/>
@@ -194,7 +723,7 @@
     <w:p/>
     <w:sectPr>
       <w:pgSz w:w="12240" w:h="15840"/>
-      <w:pgMar w:top="1417" w:right="1701" w:bottom="1417" w:left="1701" w:header="708" w:footer="708" w:gutter="0"/>
+      <w:pgMar w:top="1440" w:right="1440" w:bottom="1440" w:left="1440" w:header="709" w:footer="709" w:gutter="0"/>
       <w:cols w:space="708"/>
       <w:docGrid w:linePitch="360"/>
     </w:sectPr>
@@ -962,6 +1491,7 @@
   <w:style w:type="character" w:default="1" w:styleId="Fuentedeprrafopredeter">
     <w:name w:val="Default Paragraph Font"/>
     <w:uiPriority w:val="1"/>
+    <w:semiHidden/>
     <w:unhideWhenUsed/>
   </w:style>
   <w:style w:type="table" w:default="1" w:styleId="Tablanormal">
@@ -1208,10 +1738,10 @@
     <w:basedOn w:val="Normal"/>
     <w:uiPriority w:val="34"/>
     <w:qFormat/>
-    <w:rsid w:val="0024310B"/>
+    <w:rsid w:val="0049074E"/>
     <w:pPr>
-      <w:ind w:left="720"/>
-      <w:contextualSpacing/>
+      <w:spacing w:after="0" w:line="360" w:lineRule="auto"/>
+      <w:ind w:firstLine="720"/>
     </w:pPr>
   </w:style>
   <w:style w:type="character" w:styleId="nfasisintenso">
@@ -1297,6 +1827,23 @@
       <w:color w:val="605E5C"/>
       <w:shd w:val="clear" w:color="auto" w:fill="E1DFDD"/>
     </w:rPr>
+  </w:style>
+  <w:style w:type="paragraph" w:customStyle="1" w:styleId="CITAUPEL">
+    <w:name w:val="CITA UPEL"/>
+    <w:basedOn w:val="Normal"/>
+    <w:link w:val="CITAUPELCar"/>
+    <w:qFormat/>
+    <w:rsid w:val="0049074E"/>
+    <w:pPr>
+      <w:spacing w:after="0" w:line="240" w:lineRule="auto"/>
+      <w:ind w:left="720" w:right="720"/>
+    </w:pPr>
+  </w:style>
+  <w:style w:type="character" w:customStyle="1" w:styleId="CITAUPELCar">
+    <w:name w:val="CITA UPEL Car"/>
+    <w:basedOn w:val="Fuentedeprrafopredeter"/>
+    <w:link w:val="CITAUPEL"/>
+    <w:rsid w:val="0049074E"/>
   </w:style>
 </w:styles>
 </file>
